--- a/templates/document-template.docx
+++ b/templates/document-template.docx
@@ -3702,7 +3702,7 @@
                 <w:szCs w:val="20"/>
                 <w:u w:val="single"/>
               </w:rPr>
-              <w:t>Pat Renzo T Ranas</w:t>
+              <w:t>{drafter}</w:t>
             </w:r>
             <w:r>
               <w:rPr>

--- a/templates/document-template.docx
+++ b/templates/document-template.docx
@@ -1074,24 +1074,6 @@
                 <w:szCs w:val="20"/>
               </w:rPr>
             </w:pPr>
-            <w:r>
-              <w:rPr>
-                <w:rFonts w:ascii="Arial" w:eastAsia="Times New Roman" w:hAnsi="Arial" w:cs="Arial"/>
-                <w:color w:val="000000"/>
-                <w:sz w:val="20"/>
-                <w:szCs w:val="20"/>
-              </w:rPr>
-              <w:t>{date}</w:t>
-            </w:r>
-            <w:r>
-              <w:rPr>
-                <w:rFonts w:ascii="Arial" w:eastAsia="Times New Roman" w:hAnsi="Arial" w:cs="Arial"/>
-                <w:color w:val="000000"/>
-                <w:sz w:val="20"/>
-                <w:szCs w:val="20"/>
-              </w:rPr>
-              <w:t xml:space="preserve"> {time}</w:t>
-            </w:r>
           </w:p>
         </w:tc>
         <w:tc>
@@ -4738,7 +4720,7 @@
               </w:rPr>
             </w:pPr>
           </w:p>
-          <w:p w14:paraId="OCRSQR" w14:textId="OCRSQR">
+          <w:p>
             <w:pPr>
               <w:spacing w:after="80" w:line="240" w:lineRule="auto"/>
               <w:jc w:val="right"/>
@@ -4759,7 +4741,7 @@
               <w:t>{%qrCode}</w:t>
             </w:r>
           </w:p>
-          <w:p w14:paraId="OCRSREF" w14:textId="OCRSREF">
+          <w:p>
             <w:pPr>
               <w:spacing w:after="0" w:line="240" w:lineRule="auto"/>
               <w:jc w:val="right"/>

--- a/templates/document-template.docx
+++ b/templates/document-template.docx
@@ -4720,7 +4720,7 @@
               </w:rPr>
             </w:pPr>
           </w:p>
-          <w:p>
+          <w:p w14:paraId="OCRSQR" w14:textId="OCRSQR">
             <w:pPr>
               <w:spacing w:after="80" w:line="240" w:lineRule="auto"/>
               <w:jc w:val="right"/>
@@ -4741,7 +4741,7 @@
               <w:t>{%qrCode}</w:t>
             </w:r>
           </w:p>
-          <w:p>
+          <w:p w14:paraId="OCRSREF" w14:textId="OCRSREF">
             <w:pPr>
               <w:spacing w:after="0" w:line="240" w:lineRule="auto"/>
               <w:jc w:val="right"/>
